--- a/document_templates/russian_library/Исковые_заявления/Трудовые_споры/шаблон_Исковое_заявление_об_изменении_формулировки_причины_увольнения.docx
+++ b/document_templates/russian_library/Исковые_заявления/Трудовые_споры/шаблон_Исковое_заявление_об_изменении_формулировки_причины_увольнения.docx
@@ -37,7 +37,7 @@
           <w:szCs w:val="24"/>
           <w:lang w:val="en-US"/>
         </w:rPr>
-        <w:t>{{ court_w_t_w_r_w_r_w_rpr_w_rfonts_w_ascii_times_new_roman_w_hansi_times_new_roman_w_cs_times_new_roman_w_sz_w_val_24_w_szcs_w_val_24_w_rpr_w_t_xml_space_preserve_w_t_w_r_w_r_w_rsidr_007d4e3f_w_rpr_w_rfonts_w_ascii_times_new_roman_w_hansi_times_new_roman_w_cs_times_new_roman_w_sz_w_val_24_w_szcs_w_val_24_w_lang_w_val_en_us_w_rpr_w_t_name }}</w:t>
+        <w:t/>
       </w:r>
     </w:p>
     <w:p>
@@ -51,15 +51,14 @@
           <w:lang w:val="en-US"/>
         </w:rPr>
       </w:pPr>
-      <w:proofErr w:type="gramStart"/>
-      <w:r>
-        <w:rPr>
-          <w:rFonts w:ascii="Times New Roman" w:hAnsi="Times New Roman" w:cs="Times New Roman"/>
-          <w:sz w:val="24"/>
-          <w:szCs w:val="24"/>
-          <w:lang w:val="en-US"/>
-        </w:rPr>
-        <w:t xml:space="preserve">{{ w_t_w_r_w_r_w_rpr_w_rfonts_w_ascii_times_new_roman_w_hansi_times_new_roman_w_cs_times_new_roman_w_sz_w_val_24_w_szcs_w_val_24_w_lang_w_val_en_us_w_rpr_w_t_court_w_t_w_r_w_prooferr_w_type_gramend_w_r_w_rsidr_001f1d2f_w_rsidrpr_001f1d2f_w_rpr_w_rfonts_w_ascii_times_new_roman_w_hansi_times_new_roman_w_cs_times_new_roman_w_sz_w_val_24_w_szcs_w_val_24_w_lang_w_val_en_us_w_rpr_w_t_xml_space_preserve_w_t_w_r_w_r_w_rpr_w_rfonts_w_ascii_times_new_roman_w_hansi_times_new_roman_w_cs_times_new_roman_w_sz_w_val_24_w_szcs_w_val_24_w_lang_w_val_en_us_w_rpr_w_t_address_w_t_w_r_w_r_w_rsidrpr_001f1d2f_w_rpr_w_rfonts_w_ascii_times_new_roman_w_hansi_times_new_roman_w_cs_times_new_roman_w_sz_w_val_24_w_szcs_w_val_24_w_lang_w_val_en_us_w_rpr_w_t_xml_space_preserve }}</w:t>
+      <w:r>
+        <w:rPr>
+          <w:rFonts w:ascii="Times New Roman" w:hAnsi="Times New Roman" w:cs="Times New Roman"/>
+          <w:sz w:val="24"/>
+          <w:szCs w:val="24"/>
+          <w:lang w:val="en-US"/>
+        </w:rPr>
+        <w:t xml:space="preserve">{{ court_address }}</w:t>
       </w:r>
     </w:p>
     <w:p>
@@ -97,7 +96,7 @@
           <w:szCs w:val="24"/>
           <w:lang w:val="en-US"/>
         </w:rPr>
-        <w:t xml:space="preserve">{{ w_t_w_r_w_r_w_rsidr_007d4e3f_w_rpr_w_rfonts_w_ascii_times_new_roman_w_hansi_times_new_roman_w_cs_times_new_roman_w_sz_w_val_24_w_szcs_w_val_24_w_lang_w_val_en_us_w_rpr_w_t_plaintiff_w_t_w_r_w_r_w_rsidr_007d4e3f_w_rsidrpr_001f1d2f_w_rpr_w_rfonts_w_ascii_times_new_roman_w_hansi_times_new_roman_w_cs_times_new_roman_w_sz_w_val_24_w_szcs_w_val_24_w_lang_w_val_en_us_w_rpr_w_t_xml_space_preserve }}</w:t>
+        <w:t xml:space="preserve">{{ plaintiff }}</w:t>
       </w:r>
     </w:p>
     <w:p>
@@ -152,7 +151,7 @@
           <w:szCs w:val="24"/>
           <w:lang w:val="en-US"/>
         </w:rPr>
-        <w:t xml:space="preserve">{{ w_t_w_r_w_r_w_rsidr_007d4e3f_w_rpr_w_rfonts_w_ascii_times_new_roman_w_hansi_times_new_roman_w_cs_times_new_roman_w_sz_w_val_24_w_szcs_w_val_24_w_lang_w_val_en_us_w_rpr_w_t_plaintiff_w_t_w_r_w_r_w_rsidr_001f1d2f_w_rpr_w_rfonts_w_ascii_times_new_roman_w_hansi_times_new_roman_w_cs_times_new_roman_w_sz_w_val_24_w_szcs_w_val_24_w_rpr_w_t_xml_space_preserve_w_t_w_r_w_r_w_rsidr_007d4e3f_w_rpr_w_rfonts_w_ascii_times_new_roman_w_hansi_times_new_roman_w_cs_times_new_roman_w_sz_w_val_24_w_szcs_w_val_24_w_lang_w_val_en_us_w_rpr_w_t_representative_w_t_w_r_w_r_w_rsidr_007d4e3f_w_rsidrpr_001f1d2f_w_rpr_w_rfonts_w_ascii_times_new_roman_w_hansi_times_new_roman_w_cs_times_new_roman_w_sz_w_val_24_w_szcs_w_val_24_w_lang_w_val_en_us_w_rpr_w_t_xml_space_preserve }}</w:t>
+        <w:t xml:space="preserve">{{ plaintiff_representative }}</w:t>
       </w:r>
     </w:p>
     <w:p>
@@ -213,15 +212,14 @@
           <w:lang w:val="en-US"/>
         </w:rPr>
       </w:pPr>
-      <w:proofErr w:type="gramStart"/>
-      <w:r>
-        <w:rPr>
-          <w:rFonts w:ascii="Times New Roman" w:hAnsi="Times New Roman" w:cs="Times New Roman"/>
-          <w:sz w:val="24"/>
-          <w:szCs w:val="24"/>
-          <w:lang w:val="en-US"/>
-        </w:rPr>
-        <w:t xml:space="preserve">{{ w_t_w_r_w_r_w_rpr_w_rfonts_w_ascii_times_new_roman_w_hansi_times_new_roman_w_cs_times_new_roman_w_sz_w_val_24_w_szcs_w_val_24_w_lang_w_val_en_us_w_rpr_w_t_defendant_w_t_w_r_w_prooferr_w_type_gramend_w_r_w_rsidr_001f1d2f_w_rsidrpr_001f1d2f_w_rpr_w_rfonts_w_ascii_times_new_roman_w_hansi_times_new_roman_w_cs_times_new_roman_w_sz_w_val_24_w_szcs_w_val_24_w_lang_w_val_en_us_w_rpr_w_t_xml_space_preserve_w_t_w_r_w_r_w_rsidr_001f1d2f_w_rpr_w_rfonts_w_ascii_times_new_roman_w_hansi_times_new_roman_w_cs_times_new_roman_w_sz_w_val_24_w_szcs_w_val_24_w_lang_w_val_en_us_w_rpr_w_t_details_w_t_w_r_w_r_w_rsidrpr_001f1d2f_w_rpr_w_rfonts_w_ascii_times_new_roman_w_hansi_times_new_roman_w_cs_times_new_roman_w_sz_w_val_24_w_szcs_w_val_24_w_lang_w_val_en_us_w_rpr_w_t_xml_space_preserve }}</w:t>
+      <w:r>
+        <w:rPr>
+          <w:rFonts w:ascii="Times New Roman" w:hAnsi="Times New Roman" w:cs="Times New Roman"/>
+          <w:sz w:val="24"/>
+          <w:szCs w:val="24"/>
+          <w:lang w:val="en-US"/>
+        </w:rPr>
+        <w:t xml:space="preserve">{{ defendant_details }}</w:t>
       </w:r>
     </w:p>
     <w:p>
@@ -276,7 +274,7 @@
           <w:szCs w:val="24"/>
           <w:lang w:val="en-US"/>
         </w:rPr>
-        <w:t xml:space="preserve">{{ w_t_w_r_w_r_w_rsidr_007d4e3f_w_rpr_w_rfonts_w_ascii_times_new_roman_w_hansi_times_new_roman_w_cs_times_new_roman_w_sz_w_val_24_w_szcs_w_val_24_w_lang_w_val_en_us_w_rpr_w_t_registration_w_t_w_r_w_r_w_rsidr_001f1d2f_w_rsidrpr_001f1d2f_w_rpr_w_rfonts_w_ascii_times_new_roman_w_hansi_times_new_roman_w_cs_times_new_roman_w_sz_w_val_24_w_szcs_w_val_24_w_lang_w_val_en_us_w_rpr_w_t_xml_space_preserve_w_t_w_r_w_r_w_rsidr_007d4e3f_w_rpr_w_rfonts_w_ascii_times_new_roman_w_hansi_times_new_roman_w_cs_times_new_roman_w_sz_w_val_24_w_szcs_w_val_24_w_lang_w_val_en_us_w_rpr_w_t_address }}</w:t>
+        <w:t xml:space="preserve">{{ registration }}</w:t>
       </w:r>
     </w:p>
     <w:p>
@@ -320,7 +318,7 @@
           <w:sz w:val="24"/>
           <w:szCs w:val="24"/>
         </w:rPr>
-        <w:t xml:space="preserve">{{ w_t_w_r_w_r_w_rsidr_007d4e3f_w_rpr_w_rfonts_w_ascii_times_new_roman_w_hansi_times_new_roman_w_cs_times_new_roman_w_sz_w_val_24_w_szcs_w_val_24_w_lang_w_val_en_us_w_rpr_w_t_plaintiff_w_t_w_r_w_r_w_rsidr_007d4e3f_w_rsidrpr_007d4e3f_w_rpr_w_rfonts_w_ascii_times_new_roman_w_hansi_times_new_roman_w_cs_times_new_roman_w_sz_w_val_24_w_szcs_w_val_24_w_rpr_w_t_xml_space_preserve }}</w:t>
+        <w:t xml:space="preserve">{{ plaintiff }}</w:t>
       </w:r>
       <w:r>
         <w:rPr>
@@ -336,7 +334,7 @@
           <w:sz w:val="24"/>
           <w:szCs w:val="24"/>
         </w:rPr>
-        <w:t xml:space="preserve">{{ w_t_w_r_w_r_w_rsidr_007d4e3f_w_rpr_w_rfonts_w_ascii_times_new_roman_w_hansi_times_new_roman_w_cs_times_new_roman_w_sz_w_val_24_w_szcs_w_val_24_w_lang_w_val_en_us_w_rpr_w_t_job_w_t_w_r_w_r_w_rsidr_001f1d2f_w_rsidrpr_001f1d2f_w_rpr_w_rfonts_w_ascii_times_new_roman_w_hansi_times_new_roman_w_cs_times_new_roman_w_sz_w_val_24_w_szcs_w_val_24_w_rpr_w_t_xml_space_preserve_w_t_w_r_w_r_w_rsidr_007d4e3f_w_rpr_w_rfonts_w_ascii_times_new_roman_w_hansi_times_new_roman_w_cs_times_new_roman_w_sz_w_val_24_w_szcs_w_val_24_w_lang_w_val_en_us_w_rpr_w_t_title_w_t_w_r_w_r_w_rsidr_007d4e3f_w_rsidrpr_007d4e3f_w_rpr_w_rfonts_w_ascii_times_new_roman_w_hansi_times_new_roman_w_cs_times_new_roman_w_sz_w_val_24_w_szcs_w_val_24_w_rpr_w_t_xml_space_preserve }} </w:t>
+        <w:t xml:space="preserve">{{ job_title }} </w:t>
       </w:r>
       <w:r>
         <w:rPr>
@@ -352,7 +350,7 @@
           <w:sz w:val="24"/>
           <w:szCs w:val="24"/>
         </w:rPr>
-        <w:t xml:space="preserve">{{ w_t_w_r_w_r_w_rsidr_007d4e3f_w_rpr_w_rfonts_w_ascii_times_new_roman_w_hansi_times_new_roman_w_cs_times_new_roman_w_sz_w_val_24_w_szcs_w_val_24_w_lang_w_val_en_us_w_rpr_w_t_work_w_t_w_r_w_r_w_rsidr_001f1d2f_w_rsidrpr_001f1d2f_w_rpr_w_rfonts_w_ascii_times_new_roman_w_hansi_times_new_roman_w_cs_times_new_roman_w_sz_w_val_24_w_szcs_w_val_24_w_rpr_w_t_xml_space_preserve_w_t_w_r_w_r_w_rsidr_007d4e3f_w_rpr_w_rfonts_w_ascii_times_new_roman_w_hansi_times_new_roman_w_cs_times_new_roman_w_sz_w_val_24_w_szcs_w_val_24_w_lang_w_val_en_us_w_rpr_w_t_place_w_t_w_r_w_r_w_rsidr_007d4e3f_w_rsidrpr_007d4e3f_w_rpr_w_rfonts_w_ascii_times_new_roman_w_hansi_times_new_roman_w_cs_times_new_roman_w_sz_w_val_24_w_szcs_w_val_24_w_rpr_w_t_xml_space_preserve }}</w:t>
+        <w:t xml:space="preserve">{{ work_place }}</w:t>
       </w:r>
       <w:r>
         <w:rPr>
@@ -384,7 +382,7 @@
           <w:sz w:val="24"/>
           <w:szCs w:val="24"/>
         </w:rPr>
-        <w:t xml:space="preserve">{{ w_t_w_r_w_r_w_rsidr_007d4e3f_w_rpr_w_rfonts_w_ascii_times_new_roman_w_hansi_times_new_roman_w_cs_times_new_roman_w_sz_w_val_24_w_szcs_w_val_24_w_lang_w_val_en_us_w_rpr_w_t_date_w_t_w_r_w_r_w_rsidr_001f1d2f_w_rsidrpr_001f1d2f_w_rpr_w_rfonts_w_ascii_times_new_roman_w_hansi_times_new_roman_w_cs_times_new_roman_w_sz_w_val_24_w_szcs_w_val_24_w_rpr_w_t_xml_space_preserve_w_t_w_r_w_r_w_rsidr_007d4e3f_w_rpr_w_rfonts_w_ascii_times_new_roman_w_hansi_times_new_roman_w_cs_times_new_roman_w_sz_w_val_24_w_szcs_w_val_24_w_lang_w_val_en_us_w_rpr_w_t_from_w_t_w_r_w_r_w_rsidr_007d4e3f_w_rsidrpr_007d4e3f_w_rpr_w_rfonts_w_ascii_times_new_roman_w_hansi_times_new_roman_w_cs_times_new_roman_w_sz_w_val_24_w_szcs_w_val_24_w_rpr_w_t_xml_space_preserve }}</w:t>
+        <w:t xml:space="preserve">{{ date_from }}</w:t>
       </w:r>
       <w:r>
         <w:rPr>
@@ -400,7 +398,7 @@
           <w:sz w:val="24"/>
           <w:szCs w:val="24"/>
         </w:rPr>
-        <w:t xml:space="preserve">{{ w_t_w_r_w_r_w_rsidr_007d4e3f_w_rpr_w_rfonts_w_ascii_times_new_roman_w_hansi_times_new_roman_w_cs_times_new_roman_w_sz_w_val_24_w_szcs_w_val_24_w_lang_w_val_en_us_w_rpr_w_t_date_w_t_w_r_w_r_w_rsidr_001f1d2f_w_rsidrpr_001f1d2f_w_rpr_w_rfonts_w_ascii_times_new_roman_w_hansi_times_new_roman_w_cs_times_new_roman_w_sz_w_val_24_w_szcs_w_val_24_w_rpr_w_t_xml_space_preserve_w_t_w_r_w_r_w_rsidr_007d4e3f_w_rpr_w_rfonts_w_ascii_times_new_roman_w_hansi_times_new_roman_w_cs_times_new_roman_w_sz_w_val_24_w_szcs_w_val_24_w_lang_w_val_en_us_w_rpr_w_t_to_w_t_w_r_w_r_w_rsidr_007d4e3f_w_rsidrpr_007d4e3f_w_rpr_w_rfonts_w_ascii_times_new_roman_w_hansi_times_new_roman_w_cs_times_new_roman_w_sz_w_val_24_w_szcs_w_val_24_w_rpr_w_t_xml_space_preserve }}</w:t>
+        <w:t xml:space="preserve">{{ date_to }}</w:t>
       </w:r>
       <w:r>
         <w:rPr>
@@ -416,7 +414,7 @@
           <w:sz w:val="24"/>
           <w:szCs w:val="24"/>
         </w:rPr>
-        <w:t xml:space="preserve">{{ w_t_w_r_w_r_w_rsidr_007d4e3f_w_rpr_w_rfonts_w_ascii_times_new_roman_w_hansi_times_new_roman_w_cs_times_new_roman_w_sz_w_val_24_w_szcs_w_val_24_w_lang_w_val_en_us_w_rpr_w_t_name_w_t_w_r_w_r_w_rsidr_001f1d2f_w_rsidrpr_001f1d2f_w_rpr_w_rfonts_w_ascii_times_new_roman_w_hansi_times_new_roman_w_cs_times_new_roman_w_sz_w_val_24_w_szcs_w_val_24_w_rpr_w_t_xml_space_preserve_w_t_w_r_w_r_w_rsidr_007d4e3f_w_rpr_w_rfonts_w_ascii_times_new_roman_w_hansi_times_new_roman_w_cs_times_new_roman_w_sz_w_val_24_w_szcs_w_val_24_w_lang_w_val_en_us_w_rpr_w_t_org_w_t_w_r_w_r_w_rsidr_007d4e3f_w_rsidrpr_007d4e3f_w_rpr_w_rfonts_w_ascii_times_new_roman_w_hansi_times_new_roman_w_cs_times_new_roman_w_sz_w_val_24_w_szcs_w_val_24_w_rpr_w_t_xml_space_preserve }} {{ w_t_w_r_w_r_w_rsidr_007d4e3f_w_rpr_w_rfonts_w_ascii_times_new_roman_w_hansi_times_new_roman_w_cs_times_new_roman_w_sz_w_val_24_w_szcs_w_val_24_w_lang_w_val_en_us_w_rpr_w_t_name_w_t_w_r_w_r_w_rsidr_001f1d2f_w_rsidrpr_001f1d2f_w_rpr_w_rfonts_w_ascii_times_new_roman_w_hansi_times_new_roman_w_cs_times_new_roman_w_sz_w_val_24_w_szcs_w_val_24_w_rpr_w_t_xml_space_preserve_w_t_w_r_w_r_w_rsidr_007d4e3f_w_rpr_w_rfonts_w_ascii_times_new_roman_w_hansi_times_new_roman_w_cs_times_new_roman_w_sz_w_val_24_w_szcs_w_val_24_w_lang_w_val_en_us_w_rpr_w_t_director_w_t_w_r_w_r_w_rsidr_007d4e3f_w_rsidrpr_007d4e3f_w_rpr_w_rfonts_w_ascii_times_new_roman_w_hansi_times_new_roman_w_cs_times_new_roman_w_sz_w_val_24_w_szcs_w_val_24_w_rpr_w_t_xml_space_preserve }}</w:t>
+        <w:t xml:space="preserve">{{ name_org }} {{ name_director }}</w:t>
       </w:r>
       <w:r>
         <w:rPr>
@@ -432,7 +430,7 @@
           <w:sz w:val="24"/>
           <w:szCs w:val="24"/>
         </w:rPr>
-        <w:t xml:space="preserve">{{ w_t_w_r_w_r_w_rsidr_007d4e3f_w_rpr_w_rfonts_w_ascii_times_new_roman_w_hansi_times_new_roman_w_cs_times_new_roman_w_sz_w_val_24_w_szcs_w_val_24_w_lang_w_val_en_us_w_rpr_w_t_article_w_t_w_r_w_r_w_rsidr_001f1d2f_w_rsidrpr_001f1d2f_w_rpr_w_rfonts_w_ascii_times_new_roman_w_hansi_times_new_roman_w_cs_times_new_roman_w_sz_w_val_24_w_szcs_w_val_24_w_rpr_w_t_xml_space_preserve_w_t_w_r_w_r_w_rsidr_007d4e3f_w_rpr_w_rfonts_w_ascii_times_new_roman_w_hansi_times_new_roman_w_cs_times_new_roman_w_sz_w_val_24_w_szcs_w_val_24_w_lang_w_val_en_us_w_rpr_w_t_in_w_t_w_r_w_r_w_rsidr_001f1d2f_w_rsidrpr_001f1d2f_w_rpr_w_rfonts_w_ascii_times_new_roman_w_hansi_times_new_roman_w_cs_times_new_roman_w_sz_w_val_24_w_szcs_w_val_24_w_rpr_w_t_xml_space_preserve_w_t_w_r_w_r_w_rsidr_007d4e3f_w_rpr_w_rfonts_w_ascii_times_new_roman_w_hansi_times_new_roman_w_cs_times_new_roman_w_sz_w_val_24_w_szcs_w_val_24_w_lang_w_val_en_us_w_rpr_w_t_law_w_t_w_r_w_r_w_rsidr_007d4e3f_w_rsidrpr_007d4e3f_w_rpr_w_rfonts_w_ascii_times_new_roman_w_hansi_times_new_roman_w_cs_times_new_roman_w_sz_w_val_24_w_szcs_w_val_24_w_rpr_w_t_xml_space_preserve }}</w:t>
+        <w:t xml:space="preserve">{{ article_in_law }}</w:t>
       </w:r>
       <w:r>
         <w:rPr>
@@ -448,7 +446,7 @@
           <w:sz w:val="24"/>
           <w:szCs w:val="24"/>
         </w:rPr>
-        <w:t xml:space="preserve"> {{ w_t_w_r_w_r_w_rsidr_007d4e3f_w_rpr_w_rfonts_w_ascii_times_new_roman_w_hansi_times_new_roman_w_cs_times_new_roman_w_sz_w_val_24_w_szcs_w_val_24_w_lang_w_val_en_us_w_rpr_w_t_reason_w_t_w_r_w_r_w_rsidr_007d4e3f_w_rsidrpr_007d4e3f_w_rpr_w_rfonts_w_ascii_times_new_roman_w_hansi_times_new_roman_w_cs_times_new_roman_w_sz_w_val_24_w_szcs_w_val_24_w_rpr_w_t_xml_space_preserve }}</w:t>
+        <w:t xml:space="preserve"> {{ reason }}</w:t>
       </w:r>
       <w:r>
         <w:rPr>
@@ -464,7 +462,7 @@
           <w:sz w:val="24"/>
           <w:szCs w:val="24"/>
         </w:rPr>
-        <w:t xml:space="preserve"> {{ w_t_w_r_w_r_w_rsidr_007d4e3f_w_rpr_w_rfonts_w_ascii_times_new_roman_w_hansi_times_new_roman_w_cs_times_new_roman_w_sz_w_val_24_w_szcs_w_val_24_w_lang_w_val_en_us_w_rpr_w_t_proof_w_t_w_r_w_r_w_rsidr_007d4e3f_w_rsidrpr_001f1d2f_w_rpr_w_rfonts_w_ascii_times_new_roman_w_hansi_times_new_roman_w_cs_times_new_roman_w_sz_w_val_24_w_szcs_w_val_24_w_rpr_w_t_xml_space_preserve }}</w:t>
+        <w:t xml:space="preserve"> {{ proof }}</w:t>
       </w:r>
       <w:r>
         <w:rPr>
@@ -490,7 +488,7 @@
           <w:sz w:val="24"/>
           <w:szCs w:val="24"/>
         </w:rPr>
-        <w:t xml:space="preserve">{{ w_t_w_r_w_r_w_rpr_w_rfonts_w_ascii_times_new_roman_w_hansi_times_new_roman_w_cs_times_new_roman_w_sz_w_val_24_w_szcs_w_val_24_w_lang_w_val_en_us_w_rpr_w_t_details_w_t_w_r_w_r_w_rsidrpr_001f1d2f_w_rpr_w_rfonts_w_ascii_times_new_roman_w_hansi_times_new_roman_w_cs_times_new_roman_w_sz_w_val_24_w_szcs_w_val_24_w_rpr_w_t_xml_space_preserve }}</w:t>
+        <w:t xml:space="preserve">{{ details }}</w:t>
       </w:r>
       <w:r>
         <w:rPr>
@@ -548,7 +546,7 @@
           <w:sz w:val="24"/>
           <w:szCs w:val="24"/>
         </w:rPr>
-        <w:t xml:space="preserve"> {{ w_t_w_r_w_r_w_rsidr_007d4e3f_w_rpr_w_rfonts_w_ascii_times_new_roman_w_hansi_times_new_roman_w_cs_times_new_roman_w_sz_w_val_24_w_szcs_w_val_24_w_lang_w_val_en_us_w_rpr_w_t_defendant_w_t_w_r_w_r_w_rsidr_007d4e3f_w_rsidrpr_007d4e3f_w_rpr_w_rfonts_w_ascii_times_new_roman_w_hansi_times_new_roman_w_cs_times_new_roman_w_sz_w_val_24_w_szcs_w_val_24_w_rpr_w_t_xml_space_preserve }}</w:t>
+        <w:t xml:space="preserve"> {{ defendant }}</w:t>
       </w:r>
       <w:r>
         <w:rPr>
@@ -564,7 +562,7 @@
           <w:sz w:val="24"/>
           <w:szCs w:val="24"/>
         </w:rPr>
-        <w:t xml:space="preserve">{{ w_t_w_r_w_r_w_rsidr_007d4e3f_w_rpr_w_rfonts_w_ascii_times_new_roman_w_hansi_times_new_roman_w_cs_times_new_roman_w_sz_w_val_24_w_szcs_w_val_24_w_lang_w_val_en_us_w_rpr_w_t_article_w_t_w_r_w_r_w_rsidr_001f1d2f_w_rsidrpr_001f1d2f_w_rpr_w_rfonts_w_ascii_times_new_roman_w_hansi_times_new_roman_w_cs_times_new_roman_w_sz_w_val_24_w_szcs_w_val_24_w_rpr_w_t_xml_space_preserve_w_t_w_r_w_r_w_rsidr_007d4e3f_w_rpr_w_rfonts_w_ascii_times_new_roman_w_hansi_times_new_roman_w_cs_times_new_roman_w_sz_w_val_24_w_szcs_w_val_24_w_lang_w_val_en_us_w_rpr_w_t_in_w_t_w_r_w_r_w_rsidr_001f1d2f_w_rsidrpr_001f1d2f_w_rpr_w_rfonts_w_ascii_times_new_roman_w_hansi_times_new_roman_w_cs_times_new_roman_w_sz_w_val_24_w_szcs_w_val_24_w_rpr_w_t_xml_space_preserve_w_t_w_r_w_r_w_rsidr_001f1d2f_w_rpr_w_rfonts_w_ascii_times_new_roman_w_hansi_times_new_roman_w_cs_times_new_roman_w_sz_w_val_24_w_szcs_w_val_24_w_lang_w_val_en_us_w_rpr_w_t_l_w_t_w_r_w_r_w_rsidr_007d4e3f_w_rpr_w_rfonts_w_ascii_times_new_roman_w_hansi_times_new_roman_w_cs_times_new_roman_w_sz_w_val_24_w_szcs_w_val_24_w_lang_w_val_en_us_w_rpr_w_t_aw_w_t_w_r_w_r_w_rsidr_007d4e3f_w_rsidrpr_007d4e3f_w_rpr_w_rfonts_w_ascii_times_new_roman_w_hansi_times_new_roman_w_cs_times_new_roman_w_sz_w_val_24_w_szcs_w_val_24_w_rpr_w_t_xml_space_preserve }} </w:t>
+        <w:t xml:space="preserve">{{ article_in_law }} </w:t>
       </w:r>
       <w:r>
         <w:rPr>
@@ -580,7 +578,7 @@
           <w:sz w:val="24"/>
           <w:szCs w:val="24"/>
         </w:rPr>
-        <w:t xml:space="preserve">{{ w_t_w_r_w_r_w_rsidr_007d4e3f_w_rpr_w_rfonts_w_ascii_times_new_roman_w_hansi_times_new_roman_w_cs_times_new_roman_w_sz_w_val_24_w_szcs_w_val_24_w_lang_w_val_en_us_w_rpr_w_t_new_w_t_w_r_w_r_w_rsidr_001f1d2f_w_rsidrpr_001f1d2f_w_rpr_w_rfonts_w_ascii_times_new_roman_w_hansi_times_new_roman_w_cs_times_new_roman_w_sz_w_val_24_w_szcs_w_val_24_w_rpr_w_t_xml_space_preserve_w_t_w_r_w_r_w_rsidr_007d4e3f_w_rpr_w_rfonts_w_ascii_times_new_roman_w_hansi_times_new_roman_w_cs_times_new_roman_w_sz_w_val_24_w_szcs_w_val_24_w_lang_w_val_en_us_w_rpr_w_t_wording_w_t_w_r_w_r_w_rsidr_001f1d2f_w_rsidrpr_001f1d2f_w_rpr_w_rfonts_w_ascii_times_new_roman_w_hansi_times_new_roman_w_cs_times_new_roman_w_sz_w_val_24_w_szcs_w_val_24_w_rpr_w_t_xml_space_preserve_w_t_w_r_w_r_w_rsidr_007d4e3f_w_rpr_w_rfonts_w_ascii_times_new_roman_w_hansi_times_new_roman_w_cs_times_new_roman_w_sz_w_val_24_w_szcs_w_val_24_w_lang_w_val_en_us_w_rpr_w_t_of_w_t_w_r_w_r_w_rsidr_001f1d2f_w_rsidrpr_001f1d2f_w_rpr_w_rfonts_w_ascii_times_new_roman_w_hansi_times_new_roman_w_cs_times_new_roman_w_sz_w_val_24_w_szcs_w_val_24_w_rpr_w_t_xml_space_preserve_w_t_w_r_w_r_w_rsidr_007d4e3f_w_rpr_w_rfonts_w_ascii_times_new_roman_w_hansi_times_new_roman_w_cs_times_new_roman_w_sz_w_val_24_w_szcs_w_val_24_w_lang_w_val_en_us_w_rpr_w_t_the_w_t_w_r_w_r_w_rsidr_001f1d2f_w_rsidrpr_001f1d2f_w_rpr_w_rfonts_w_ascii_times_new_roman_w_hansi_times_new_roman_w_cs_times_new_roman_w_sz_w_val_24_w_szcs_w_val_24_w_rpr_w_t_xml_space_preserve_w_t_w_r_w_r_w_rsidr_007d4e3f_w_rpr_w_rfonts_w_ascii_times_new_roman_w_hansi_times_new_roman_w_cs_times_new_roman_w_sz_w_val_24_w_szcs_w_val_24_w_lang_w_val_en_us_w_rpr_w_t_dismissal_w_t_w_r_w_r_w_rsidr_007d4e3f_w_rsidrpr_007d4e3f_w_rpr_w_rfonts_w_ascii_times_new_roman_w_hansi_times_new_roman_w_cs_times_new_roman_w_sz_w_val_24_w_szcs_w_val_24_w_rpr_w_t_xml_space_preserve }}</w:t>
+        <w:t xml:space="preserve">{{ new_wording_of_the_dismissal }}</w:t>
       </w:r>
       <w:r>
         <w:rPr>
@@ -636,7 +634,7 @@
           <w:szCs w:val="24"/>
           <w:lang w:val="en-US"/>
         </w:rPr>
-        <w:t>{{ w_t_w_r_w_r_w_rsidr_001f1d2f_w_rpr_w_rfonts_w_ascii_times_new_roman_w_hansi_times_new_roman_w_cs_times_new_roman_w_i_w_ics_w_sz_w_val_24_w_szcs_w_val_24_w_lang_w_val_en_us_w_rpr_w_t_xml_space_preserve_signature_w_t_w_r_w_r_w_rsidrpr_007d4e3f_w_rpr_w_rfonts_w_ascii_times_new_roman_w_hansi_times_new_roman_w_cs_times_new_roman_w_i_w_ics_w_sz_w_val_24_w_szcs_w_val_24_w_lang_w_val_en_us_w_rpr_w_t }}</w:t>
+        <w:t>{{ signature }}</w:t>
       </w:r>
       <w:r>
         <w:rPr>
